--- a/example_articles/states/Idaho/2.states_Idaho_New_York_Times.docx
+++ b/example_articles/states/Idaho/2.states_Idaho_New_York_Times.docx
@@ -27,17 +27,17 @@
     </w:p>
     <w:p>
       <w:r>
-        <w:t>Source File: NYT/16.DOCX</w:t>
+        <w:t>Source file: NYT/16.DOCX</w:t>
       </w:r>
     </w:p>
     <w:p>
       <w:r>
-        <w:t>Raw locations result: ['Idaho']</w:t>
+        <w:t>Raw locations result, 'locations': ['Idaho']</w:t>
       </w:r>
     </w:p>
     <w:p>
       <w:r>
-        <w:t>states_stand_flat (Standardized): Idaho</w:t>
+        <w:t>Standardized locations result, 'states_stand_flat': Idaho</w:t>
       </w:r>
     </w:p>
     <w:p>

--- a/example_articles/states/Idaho/2.states_Idaho_New_York_Times.docx
+++ b/example_articles/states/Idaho/2.states_Idaho_New_York_Times.docx
@@ -7,7 +7,7 @@
         <w:pStyle w:val="Heading1"/>
       </w:pPr>
       <w:r>
-        <w:t>Live Performances</w:t>
+        <w:t>As Billionaires Snap Up Open Land in West, Public Is Fenced Out</w:t>
       </w:r>
     </w:p>
     <w:p>
@@ -17,22 +17,22 @@
     </w:p>
     <w:p>
       <w:r>
-        <w:t>Date: 2022-02-27</w:t>
+        <w:t>Date: 2019-06-23</w:t>
       </w:r>
     </w:p>
     <w:p>
       <w:r>
-        <w:t>Section: Section AR; Column 0; Arts and Leisure Desk; Pg. 26</w:t>
+        <w:t>Section: Section A; Column 0; National Desk; Pg. 1</w:t>
       </w:r>
     </w:p>
     <w:p>
       <w:r>
-        <w:t>Source file: NYT/11.DOCX</w:t>
+        <w:t>Source file: NYT/26.DOCX</w:t>
       </w:r>
     </w:p>
     <w:p>
       <w:r>
-        <w:t>Raw locations result, 'locations': ['France', 'Idaho', 'United States']</w:t>
+        <w:t>Raw locations result, 'locations': ['Idaho']</w:t>
       </w:r>
     </w:p>
     <w:p>
@@ -49,48 +49,114 @@
     </w:p>
     <w:p>
       <w:r>
-        <w:t>A selected guide to some of the Broadway and Off Broadway shows our critics are looking forward to.</w:t>
+        <w:t>IDAHO CITY, Idaho -- The Wilks brothers grew up in a goat shed, never finished high school and built a billion-dollar fracking business from scratch.</w:t>
         <w:br/>
-        <w:t xml:space="preserve">Broadway </w:t>
+        <w:t xml:space="preserve">So when the brothers, Dan and Farris, bought a vast stretch of mountain-studded land in southwest Idaho, it was not just an investment, but a sign of their good fortune. </w:t>
         <w:br/>
-        <w:t xml:space="preserve">  'TAKE ME OUT' Peanuts and crackerjacks may not be available at Second Stage's Hayes Theater, but anyone who thinks that live theater is the ultimate spectator sport should root for the Broadway revival of Richard Greenberg's comedy. Set in the locker room of a professional baseball team, the play stars Jesse Williams (''Grey's Anatomy'') as a big-shot player who wants to come out as gay. Openly queer athletes are somewhat more common than when Greenberg wrote the play, which debuted at the Public Theater in 2002 and later won three Tony Awards. But they remain a rarity in team sports. So the play's conversations around excellence, sexuality and the boundaries between public and private lives, should still make it around the bases. Scott Ellis directs, and Jesse Tyler Ferguson (''Modern Family'') and Patrick Adams (''Suits'') co-star. Previews begin March 10; opens April 4 at the Hayes Theater, Manhattan. ALEXIS SOLOSKI</w:t>
+        <w:t xml:space="preserve">  ''Through hard work and determination -- and they didn't have a lot of privilege -- they've reached success,'' said Dan Wilks's son, Justin.</w:t>
         <w:br/>
-        <w:t xml:space="preserve">  'FUNNY GIRL' It's hard to think of another Golden Age megahit that hasn't had a Broadway revival. Surely it's not the fault of the terrific songs, by Jule Styne and Bob Merrill, including ''Don't Rain on My Parade'' and ''People.'' And though the original book isn't top-notch, it gets the job done, telling the story of the comedian Fanny Brice from teenage years to stardom by way of romantic catastrophe. No, the reason is simple: Barbra Streisand. Nearly 60 years after creating the role, she essentially still owns it. So let's just say for now that the delightful Beanie Feldstein, who heads this revival, is borrowing it. Whether she can make the production, directed by Michael Mayer and with a revised book by Harvey Fierstein, as memorable as the first -- well, check back in 60 years. Previews begin March 26; opens April 24 at the August Wilson Theater, Manhattan. JESSE GREEN</w:t>
+        <w:t xml:space="preserve">  The purchase also placed the Wilkses high on the list of well-heeled landowners who are buying huge parcels of America. In the last decade, private land in the United States has become increasingly concentrated in the hands of a few. Today, just 100 families own about 42 million acres across the country, a 65,000-square-mile expanse, according to the Land Report, a magazine that tracks large purchases. Researchers at the magazine have found that the amount of land owned by those 100 families has jumped 50 percent since 2007.</w:t>
         <w:br/>
-        <w:t xml:space="preserve">  'MACBETH' Is it ever not ''Macbeth'' time? ''The Scottish Play,'' as superstitious theater folk call it, has had nearly 50 Broadway productions since 1768, each age no doubt finding in it an echo of its own. In ours, the toxic brew of ambition and credulousness seems to resound most clearly. Will the director Sam Gold, whose takes on ''King Lear'' and ''The Glass Menagerie'' were so divisive, draw the modern parallels? All I can say for sure is that with Daniel Craig (a memorably blasé Iago in Gold's downtown ''Othello'' in 2016) and Ruth Negga (a riveting Hamlet in 2020) as the suggestible Macbeth and his suggestive Lady, this revival should be a deep dive into cold water. Previews begin March 29; opens April 28 at the Longacre Theater, Manhattan. JESSE GREEN</w:t>
+        <w:t xml:space="preserve">  Much of that land stretches from the Rocky Mountains down into Texas, where, for some, commercial forests and retired ranches have become an increasingly attractive investment.</w:t>
         <w:br/>
-        <w:t xml:space="preserve">  'FOR COLORED GIRLS WHO HAVE CONSIDERED SUICIDE/WHEN THE RAINBOW IS ENUF' The year before her death in 2018, the playwright Ntozake Shange went to the John F. Kennedy Center for the Performing Arts in Washington to see a program by the choreographer Camille A. Brown. It was the first time they met, but they soon saw each other again -- and Brown found herself in the startling position of hearing Shange, the revered author of the landmark choreopoem ''For Colored Girls,'' ask to interview her about her work, because she so enjoyed Brown's movement language. Dance is elemental to ''For Colored Girls,'' which first opened on Broadway in 1976 and ran for nearly two years, with Shange herself as the Lady in Orange, one of the rainbow of women of color who tell their stories in the play. Revived at the Public Theater in 2019 with Brown (''Once on This Island'') as choreographer, it comes to Broadway this spring with Brown both directing and choreographing. Previews begin April 1; opens April 20 at the Booth Theater, Manhattan. LAURA COLLINS-HUGHES</w:t>
+        <w:t xml:space="preserve">  Battles over private and public land have been a defining part of the West since the 1800s, when the federal government began doling out free acres to encourage expansion. For years, fights have played out between private individuals and the federal government, which owns more than half of the region.</w:t>
         <w:br/>
-        <w:t xml:space="preserve">  'THE MINUTES' Tracy Letts kills with laughs. In his 2007 breakthrough, ''August: Osage County,'' the victim was the American family. In ''Linda Vista,'' which hit Broadway in 2019, men took the blade of his scythe. In those plays, and in many others, he gets you rooting for the worst people until you realize you are then complicit in their destructiveness. ''The Minutes,'' directed by Letts's frequent collaborator Anna D. Shapiro, is a 90-minute comedy satirizing the workings of a self-satisfied bureaucracy in a fictional Midwestern city called Big Cherry. It features a cast of Letts experts, including Ian Barford, Blair Brown, K. Todd Freeman, Sally Murphy and, as Mayor Superba, Letts himself. But if it looks like he's wielding his usual weapons, the target is even bigger than before: America's idea of its own goodness. Previews begin April 2; opens April 17 at Studio 54, Manhattan. JESSE GREEN</w:t>
+        <w:t xml:space="preserve">  But now, with wealthier buyers purchasing even larger parcels, the battle lines have shifted. Many local residents see these new owners as a threat to a way of life beloved for its easy access to the outdoors, and they complain that property that they once saw as public is being taken away from them.</w:t>
         <w:br/>
-        <w:t xml:space="preserve">  'A STRANGE LOOP' Since it premiered at Playwrights Horizons in 2019, Michael R. Jackson's searingly funny and heartbreakingly frank musical ''A Strange Loop,'' in which he reflected on his experience as a young, queer Black man, has gone on to earn critical raves and a slew of awards, including the Pulitzer Prize in 2020. Now, Woolly Mammoth's acclaimed production is coming to Broadway, with Jaquel Spivey reprising the central role of a musical theater writer working as an usher at ''The Lion King'' and whose thoughts come to blistering life as a sort of Greek chorus. Jackson dismantles orthodoxies with verve and bite, and reserves some of his most pointed barbs for such institutions as church and Tyler Perry. You may never think of that Atlanta mogul the same way again. Previews begin April 6; opens April 26 at the Lyceum Theater, Manhattan. ELISABETH VINCENTELLI</w:t>
+        <w:t xml:space="preserve">  The Wilkses, who now own some 700,000 acres across several states, have become a symbol of the out-of-touch owner. In Idaho, as their property has expanded, the brothers have shuttered trails and hired armed guards to patrol their acres, blocking and stymying access not only to their private property, but also to some publicly owned areas. This has drawn ire from everyday Idahoans who have hiked and hunted in those hills for generations.</w:t>
         <w:br/>
-        <w:t xml:space="preserve">  'HANGMEN' After Martin McDonagh's slow-burn thriller was forced to close with the rest of Broadway in March 2020, its producers declared that it couldn't come back. But McDonagh (''The Pillowman,'' ''The Lieutenant of Inishmore'') has a way with a plot twist. So here is one more: This 1960s-set work of psychological suspense will return to the same theater, with a somewhat altered cast. Gone is Dan Stevens (''Downton Abbey'') as a magnetic London lowlife; in his place is Alfie Allen (''Game of Thrones''). Mark Addy, who played an executioner turned pub owner in the North of England, has also been replaced, by David Threlfall. What remains in this production, which originated at the Royal Court in London, are McDonagh's shocking gifts: for taut plotting, sharp dialogue and a theatrical style that balances each play on a knife's edge of comedy and terror. Matthew Dunster directs. Previews begin April 8; opens April 21 at the Golden Theater, Manhattan. ALEXIS SOLOSKI</w:t>
+        <w:t xml:space="preserve">  The Wilks brothers see what they are doing as a duty. God had given them much, Justin said. In return, he said, ''we feel that we have a responsibility to the land.''</w:t>
         <w:br/>
-        <w:t xml:space="preserve">  Off Broadway</w:t>
+        <w:t xml:space="preserve">  Some of the new owners have been welcomed. The cable magnate, John Malone, for instance, has been praised by the Nature Conservancy for his family's conservation efforts, and other buyers have helped to clean up trails and restore pristine acres.</w:t>
         <w:br/>
-        <w:t xml:space="preserve">  'CONFEDERATES' Dominique Morisseau, one of the most exciting playwrights working today, is best known for her Detroit cycle, which feels like the magnificent progeny of August Wilson's American Century Cycle. She makes magic with language: Her characters are real, her metaphors are sharp, and her dialogue reads like poetry. Morisseau's work was on Broadway earlier this season with ''Skeleton Crew,'' and she follows that with the New York premiere of ''Confederates,'' which tackles institutional racism as it's experienced by two women -- one Black, one white -- who live over a century apart. Stori Ayers directs. Previews begin March 8; opens March 27 at the Signature Theater, Manhattan. MAYA PHILLIPS</w:t>
+        <w:t xml:space="preserve">  The arrival of this new class of landholders comes as the region is experiencing the fastest population boom in the country, which is driving up housing prices and the cost of living and leaving many residents fearful of losing their culture and economic stability.</w:t>
         <w:br/>
-        <w:t xml:space="preserve">  'SUFFS' There's a scene in Lin-Manuel Miranda's film adaptation of the Jonathan Larson musical ''Tick, Tick ... Boom!'' in which the camera pans a silent assembly of musical theater writers: essential composers and lyricists of the 21st-century New York stage. Blink and you miss her, but Shaina Taub is in there. So don't blink, and definitely don't miss her work. The subject of her latest musical, ''Suffs,'' is the fight, just over a century ago, for American women's right to vote. The topic might sound potentially dry as dust, or doctrinaire to a fatal degree. But Taub, a musical magpie with a wholly distinctive voice, has a genius for storytelling that's smart and political but also playful and funny; for proof, see her tuneful adaptations of ''Twelfth Night'' and ''As You Like It.'' And while she's lately teamed up with Elton John to write the Broadway-bound musical ''The Devil Wears Prada,'' ''Suffs'' is all hers. Previews begin March 10; opens April 6 at the Public Theater, Manhattan. LAURA COLLINS-HUGHES</w:t>
+        <w:t xml:space="preserve">  In Idaho, Rocky Barker, a retired columnist for The Idaho Statesman, has called the conflict a ''clash between two American dreams,'' pitting the nation's respect for private property rights against the notion of a beauty-rich public estate set aside for the enjoyment of all.</w:t>
         <w:br/>
-        <w:t xml:space="preserve">  'BOOK OF MOUNTAINS &amp; SEAS' The composer-librettist Huang Ruo and the director-designer Basil Twist are calling their new work choral theater, but it's also puppetry on an operatic scale -- bold, elegant, monumental. Adapted from Chinese myths and delayed from its American premiere when the Omicron variant shut down the Prototype Festival in January, ''Book of Mountains &amp; Seas'' arrives for its brief run at St. Ann's Warehouse with 12 singers from the Choir of Trinity Wall Street, two percussionists and a half dozen nimble puppeteers. First performed last year in Copenhagen, it's a sensory immersion of sound, light and movement that feels sometimes as if elements of Twist's most famous puppet piece, ''Symphonie Fantastique,'' had escaped the water tank to soar majestically in the open air. March 15-20 at St. Ann's Warehouse, Brooklyn. LAURA COLLINS-HUGHES</w:t>
+        <w:t xml:space="preserve">  The clash, he said, is part of a larger transformation of the region -- from an economy rooted in extraction to one based on recreation; from a working class culture to a more moneyed one. ''Big landowners,'' he said, ''are just another new force.''</w:t>
         <w:br/>
-        <w:t xml:space="preserve">  'HARMONY' Back in 2019, The New York Times trumpeted that after taking off at the La Jolla Playhouse in 1997 and spending more than two decades circling the runway, Barry Manilow and Bruce Sussman's labor-of-love musical ''Harmony'' -- about the German vocal sextet the Comedian Harmonists, which was immensely popular between the two world wars -- was going to have its Off Broadway premiere. In the spring of 2020. Now, the show is finally arriving, with the choreographer-director Warren Carlyle overseeing a cast led by Chip Zien and Sierra Boggess. If nothing else, this is another sign that after its Yiddish version of ''Fiddler on the Roof'' and its recent collaboration with New York City Opera on ''The Garden of the Finzi-Continis,'' the producing National Yiddish Theater Folksbiene has become a force on the New York musical landscape. Previews begin March 23; opens April 13 at the Museum of Jewish Heritage, Manhattan. ELISABETH VINCENTELLI</w:t>
+        <w:t xml:space="preserve">  The Gate</w:t>
         <w:br/>
-        <w:t xml:space="preserve">  'CYRANO DE BERGERAC' There is no shortage of variations on Edmond Rostand's 19th-century play ''Cyrano de Bergerac,'' in which the brilliant but big-nosed Cyrano writes beautiful love poems that his handsome but -- let's say, less brilliant -- comrade Christian passes off for his own to impress Roxane, a woman whom Cyrano himself loves. Next up is the Jamie Lloyd Company's ''Cyrano de Bergerac,'' adapted by Martin Crimp and directed by Lloyd, which will come to Brooklyn from a critically acclaimed run in London. It's a slick, modern version, with Cyrano using rap and spoken word as his means of seduction. Starring as Cyrano is James McAvoy, who often seems to alter his very foundations -- his voice and mannerisms, his energy, his whole physical presence -- for a role. Previews begin April 5; opens April 14 at the Harvey Theater, Brooklyn Academy of Music. MAYA PHILLIPS</w:t>
+        <w:t xml:space="preserve">  Tim Horting is among the people caught up in the debate. Mr. Horting, 58, a heavy equipment salesman, grew up hiking in the woods north of Boise, a forest threaded by dirt routes that offer views of the state's celebrated peaks. He learned the terrain from his father, who taught him to chop wood, gut deer and haul game home for dinner.</w:t>
         <w:br/>
-        <w:t xml:space="preserve">  'A CASE FOR THE EXISTENCE OF GOD' Samuel D. Hunter has built a rich oeuvre from fertile ground: the Idaho landscapes of his youth. His deceptively quiet plays (''Lewiston/ Clarkston,'' ''A Bright New Boise,'' ''Greater Clements'') explore faith, desire, sex and loss, in dialogue attuned to the rhythms of ordinary speech. The MacArthur Foundation acknowledged his ability to create ''dramas that explore the human capacity for empathy and confront the socially isolating aspects of contemporary life across the American landscape.'' This new play, directed by David Cromer, is again set in Idaho -- and is perhaps the most intimate he has written. It has just two characters, men working to understand what the world does and doesn't owe them. Though Hunter often prefers characters on what he calls ''the losing end of American life,'' he has promised that this new play is hopeful. Previews begin April 12; opens May 2 at Signature Theater, Manhattan. ALEXIS SOLOSKI</w:t>
+        <w:t xml:space="preserve">  Mr. Horting and his wife, Kim, built a cabin in those woods in 2006, right by Boise Ridge Road, which led to a popular recreation area built mostly on public land. The Hortings said they wanted their grandchildren to grow up with a feel for rural life. ''This is the whole reason I moved here,'' Mr. Horting said. For years, he assumed the road was public, and he would guide his ATV up its steep ascent, his grandchildren in tow.</w:t>
         <w:br/>
-        <w:t xml:space="preserve">  'WISH YOU WERE HERE' The vagaries of postponements and rescheduling now give us two nearly simultaneous opportunities to discover the world of Sanaz Toossi, a young first-generation Iranian American playwright from Orange County, Calif. Hot on the heels of ''English'' (at the Atlantic Theater Company), which looks at a small group of Iranians preparing for the Test of English as a Foreign Language, ''Wish You Were Here'' follows five young women in Karaj, a suburb of Tehran. (The actress Marjan Neshat appears in both shows.) They are about 20 when the play begins, in 1978, and we stay with them until 1991 as they navigate not only their friendship, but also their sense of home and belonging. A revolution is unfolding, followed by war with Iraq; life-changing decisions must be made. Toossi reunites with Gaye Taylor Upchurch, who directed last year's audio version from the Williamsburg Theater Festival and Audible. Previews begin April 13; opens May 2 at Playwrights Horizons, Manhattan. ELISABETH VINCENTELLI</w:t>
+        <w:t xml:space="preserve">  A generation of hikers, hunters and snowmobilers had done the same.</w:t>
         <w:br/>
-        <w:t xml:space="preserve">  'WEDDING BAND' Alice Childress was a force to be reckoned with in the theater, even if she didn't always get her due. After all, she would have been the first Black female playwright on Broadway if she hadn't refused to compromise on her work. That would-be first was her play ''Trouble in Mind,'' which finally premiered on Broadway last fall. How fortunate we are to get her follow-up to ''Trouble,'' ''Wedding Band,'' a rarely produced play about an illicit interracial relationship in the South during World War I. Awoye Timpo directs this, only the second New York production, with modern race politics -- including the Black Lives Matter movement -- as the trouble in mind. Previews begin April 23; opens May 1 at Polonsky Shakespeare Center, Theater for a New Audience, Brooklyn. MAYA PHILLIPS</w:t>
+        <w:t xml:space="preserve">  Then, in 2016, the Wilks purchased 172,000 acres at the edge of Mr. Horting's home. Soon, a gate went up on the road, and a sign was tacked to a nearby tree: ''Warning. Private Property. No Trespassing.''</w:t>
         <w:br/>
-        <w:t xml:space="preserve">  'THE BEDWETTER' Sorry, ''Urinetown,'' you're not the only musical about a certain bodily function anymore. Subtitled ''Stories of Redemption, Courage, and Pee'' Sarah Silverman's 2010 memoir is frank, vulnerable and, of course, brutally funny. Chances are good these qualities will be present in this musical adaptation, since Silverman herself wrote the book with the playwright Joshua Harmon (''Prayer for the French Republic''), as well as the lyrics, with the composer Adam Schlesinger. The show is bound to be bittersweet: Schlesinger, who is best known for his scores for Broadway's ''Cry-Baby'' and the TV series ''Crazy Ex-Girlfriend,'' died of coronavirus complications in April 2020, around the time ''The Bedwetter'' was originally scheduled to premiere. Previews begin April 30; opens May 23 at the Linda Gross Theater, Atlantic Theater Company. ELISABETH VINCENTELLI</w:t>
+        <w:t xml:space="preserve">  To Mr. Horting and others, Boise Ridge Road was now closed.</w:t>
         <w:br/>
-        <w:t xml:space="preserve">  'WHO KILLED MY FATHER' At the intersection of memoir, sociological study and call to arms, the French writer Édouard Louis's books, which often dissect his working-class upbringing, have become an unlikely inspiration for successful plays. Two of them, ''The End of Eddy'' and ''History of Violence,'' even opened in New York the same week in 2019. Now, Louis is even more directly involved in the theatricalization of his own life: He is starring in a stage version of ''Who Killed My Father,'' in which he intermingled a look at the destructive impact of physical work on his father's body with a takedown of France's class structure. The production reunites Louis with the brilliant German director Thomas Ostermeier, who also staged ''History of Violence.'' Previews begin May 18; opens May 22 at St. Ann's Warehouse, Brooklyn. ELISABETH VINCENTELLI</w:t>
+        <w:t xml:space="preserve">  It was just the beginning. Gates with ''private property'' signs were going up across the region. In some places, the Wilkses' road closings were legal. In other cases, it wasn't clear. Road law is a tangled knot, and Boise County had little money to grapple with it in court. So the gates stayed up.</w:t>
+        <w:br/>
+        <w:t xml:space="preserve">  The problem, said Mr. Horting, ''is not the fact that they own the property. It's that they've cut off public roads.''</w:t>
+        <w:br/>
+        <w:t xml:space="preserve">  ''We're being bullied,'' he added. ''We can't compete and they know it.''</w:t>
+        <w:br/>
+        <w:t xml:space="preserve">  The Owners</w:t>
+        <w:br/>
+        <w:t xml:space="preserve">  In recent years, longtime timber and fossil fuel investors have been joined by newer types of buyers in the region.</w:t>
+        <w:br/>
+        <w:t xml:space="preserve">  Brokers say the new arrivals are driven in part by a desire to invest in natural assets while they are still abundant, particularly amid a fear of economic, political and climate volatility.</w:t>
+        <w:br/>
+        <w:t xml:space="preserve">  ''There is a tremendous underground, not-so-subtle awareness from people who realize that resources are getting scarcer and scarcer,'' said Bernard Uechtritz, a real estate adviser.</w:t>
+        <w:br/>
+        <w:t xml:space="preserve">  Among the nation's top landowners are Mr. Malone, with 2.2 million acres in New Mexico, Colorado and other states; the media mogul Ted Turner, with two million acres in Montana, Nebraska and elsewhere; Peter Buck, a founder of Subway; Charles and David Koch, who run cattle outside of Lubbock, Tex.; and Jeff Bezos, who operates his space company from a West Texas outpost. William Bruce Harrison, the scion to an oil fortune, now owns 19 mountains in Colorado.</w:t>
+        <w:br/>
+        <w:t xml:space="preserve">  In the intermountain West, the purchases come amid a population boom that has exacerbated local concerns about the loss of space and culture. Last year, Idaho and Nevada were the fastest growing states in the nation, followed closely by Utah, Arizona and Colorado.</w:t>
+        <w:br/>
+        <w:t xml:space="preserve">  These new buyers have become a symbol of a bigger problem: The gentrification of the interior West.</w:t>
+        <w:br/>
+        <w:t xml:space="preserve">  In 2018, more than 20,000 Californians arrived in Idaho; home prices around Boise also jumped 17 percent. This has meant not just new subdivisions and microbreweries, but also packed schools, crowded ski trails and heightened anxiety among teachers, plumbers and others, who are finding that they can no longer afford a first home.</w:t>
+        <w:br/>
+        <w:t xml:space="preserve">  When Stan Kroenke, the owner of the Los Angeles Rams, purchased a vast Texas ranch in 2016, he sent eviction notices to dozens of people with homes around a lake, some of whom were retirees with little money for a move. At the time, his representatives said he was returning the shoreline to a more natural state.</w:t>
+        <w:br/>
+        <w:t xml:space="preserve">  The Wilkses</w:t>
+        <w:br/>
+        <w:t xml:space="preserve">  The Wilks brothers, the sons of a bricklayer, grew up outside Cisco, Tex., a town of fewer than 4,000 people where their father was the head of a conservative church called the Assembly of Yahweh.</w:t>
+        <w:br/>
+        <w:t xml:space="preserve">  At first, the brothers founded a masonry company. In 2001, seeing a business opportunity, they began building fracking equipment, just as an oil-and-gas boom took off. A decade later, they sold Frac Tech for a reported $3.5 billion.</w:t>
+        <w:br/>
+        <w:t xml:space="preserve">  This has allowed them to donate generously to causes they believe in, including right-wing media outlets, Senator Ted Cruz's White House run and President Trump's re-election bid. It has also allowed them to buy enormous parcels, particularly in Montana, where they are prolific donors to local politicians, and in Idaho, where they've hired lobbyists to protect their interests.</w:t>
+        <w:br/>
+        <w:t xml:space="preserve">  In Montana, they own some 300,000 acres, and have built several homes and a private airport on a property called N Bar ranch. Today, they live mostly in Texas.</w:t>
+        <w:br/>
+        <w:t xml:space="preserve">  Justin Wilks said they had shuttered their Idaho acres to protect them, after years of unchecked snowmobiling and camping had ruined much of the landscape.</w:t>
+        <w:br/>
+        <w:t xml:space="preserve">  ''We want to be good neighbors,'' Mr. Wilks said. ''I know some people think we haven't been, just because we haven't let them freely roam across our property as they saw fit. But I'll also offer: Do you want me camping in your front yard?''</w:t>
+        <w:br/>
+        <w:t xml:space="preserve">  Conservation</w:t>
+        <w:br/>
+        <w:t xml:space="preserve">  The concept of private property is embedded in the nation's framework, and many large landowners cite this as the foundation for their holdings.</w:t>
+        <w:br/>
+        <w:t xml:space="preserve">  ''John earned everything that he's made,'' said Rye Austin, who leads the land preservation foundation created by John Malone's family. ''If he wants to purchase and own land, we live in a capitalist country, why shouldn't someone be able to buy land? That's the whole concept of private property.''</w:t>
+        <w:br/>
+        <w:t xml:space="preserve">  Many landowners are engaged in conservation and have entered into easements that limit future development on their parcels, and also provide them with significant tax breaks.</w:t>
+        <w:br/>
+        <w:t xml:space="preserve">  But setting aside land for conservation has not always staved off criticism.</w:t>
+        <w:br/>
+        <w:t xml:space="preserve">  In Idaho, the Wilks brothers did more than gate a few roads. They also revoked road-use contracts that propped up the region's multimillion-dollar snowmobile industry, shut down hunting on their land and told timber companies to pull crews from the area. About 100 people lost their jobs.</w:t>
+        <w:br/>
+        <w:t xml:space="preserve">  No one claimed that those actions were illegal, but they heightened fears that local residents were losing control of the region. A 2017 video of a roadside argument between an armed Wilks guard and a local ATV rider traveled quickly around the state.</w:t>
+        <w:br/>
+        <w:t xml:space="preserve">  Afterward, the Wilks family hired a lobbyist to push for a law that would stiffen penalties for trespass. The bill passed.</w:t>
+        <w:br/>
+        <w:t xml:space="preserve">  Amid the dispute, some residents emailed the Wilkses, asking permission to cross their property. They were surprised to receive a response suggesting they first visit a popular right-wing website and share their opinions of its content.</w:t>
+        <w:br/>
+        <w:t xml:space="preserve">  The site, PragerU, features videos supporting the hard-lined conservative views of personalities like Ben Shapiro and Dinesh D'Souza. The portal has been heavily financed by the Wilkses.</w:t>
+        <w:br/>
+        <w:t xml:space="preserve">  Mr. Horting, a lifelong conservative, was ''insulted,'' he said. ''I'm not going to give my political views to use your land.''</w:t>
+        <w:br/>
+        <w:t xml:space="preserve">  Soon, the brothers were the subject of articles in The Idaho Statesman. County prosecutors began investigating the road closings and explored litigation.</w:t>
+        <w:br/>
+        <w:t xml:space="preserve">  In a series of peace offerings, the brothers reopened access to some snowmobile trails and restarted some logging. More recently, they opened the gate on Boise Ridge Road and removed the No Trespass signs. Some people in the area, including the Valley County recreation director, Larry Laxson, applauded the effort. ''They did a lot of things wrong when they came to Valley County,'' he said, ''but it's getting better.''</w:t>
+        <w:br/>
+        <w:t xml:space="preserve">  Mr. Wilks said he was trying to resolve access issues with frustrated neighbors. But ultimately, he said, ''our Heavenly Father has blessed us with lots of gifts,'' and his family's priority was to protect them.</w:t>
+        <w:br/>
+        <w:t xml:space="preserve">  Doris Burke and Alain Delaquérière contributed research.</w:t>
         <w:br/>
         <w:br/>
-        <w:t>https://www.nytimes.com/2022/02/21/theater/what-new-york-theater-to-see-this-spring.html</w:t>
+        <w:t>https://www.nytimes.com/2019/06/22/us/wilks-brothers-fracking-business.html</w:t>
         <w:br/>
         <w:br/>
         <w:t>Graphic</w:t>
@@ -98,13 +164,9 @@
         <w:br/>
         <w:t xml:space="preserve"> </w:t>
         <w:br/>
-        <w:t>PHOTOS: Ruth Negga and Daniel Craig will star in ''Macbeth'' at the Longacre Theater, with previews beginning on March 29. (PHOTOGRAPHS BY CHANTAL ANDERSON FOR THE NEW YORK TIMES</w:t>
+        <w:t>PHOTOS: Matt Owen, left, and Tim Horting looking at a map of public and private land near their cabins in the woods north of Boise, Idaho. (A1)</w:t>
         <w:br/>
-        <w:t>DEVIN OKTAR YALKIN FOR THE NEW YORK TIMES)</w:t>
-        <w:br/>
-        <w:t>Jaquel Spivey, center, will play the central role of Usher in ''A Strange Loop,'' by Michael R. Jackson, in April. (PHOTOGRAPH BY TERESA CASTRACANE)</w:t>
-        <w:br/>
-        <w:t xml:space="preserve"> From left, Patrick J. Adams, Jesse Williams and Jesse Tyler Ferguson will star in ''Take Me Out'' at the Hayes Theater, with previews beginning March 10. (PHOTOGRAPH BY CATHERINE WESSEL)</w:t>
+        <w:t xml:space="preserve"> A view of Payette River canyon in Smiths Ferry, Idaho. Parts of the area are now owned by Dan and Farris Wilks, leaders among a new class of landholders who are buying up vast parcels of the West. The rub, said Tim Horting, far left, is not that the Wilkses bought chunks of land, but ''that they've cut off public roads'' and even some forest roads, left. (PHOTOGRAPHS BY MAX WHITTAKER FOR THE NEW YORK TIMES) (A21) MAPS (Sources: AcreValue, Bureau of Land Management, U.S. Forest Service | Note: Land owned by the Wilks brothers is defined as land parcels under DF Development LLC. Public lands are defined as land managed by the Forest Service, the Bureau of Land Management and the State of Idaho.) (MAPS BY JUGAL K. PATEL/THE NEW YORK TIMES) (A21)</w:t>
       </w:r>
     </w:p>
     <w:sectPr>
